--- a/01_《三人行》全24集全流程标杆成品库/03_剧作结构、悬念节奏与视听解码/EP11_《三人行》第十一集《YOU WIN》剧作结构、悬念节奏与视听解码.docx
+++ b/01_《三人行》全24集全流程标杆成品库/03_剧作结构、悬念节奏与视听解码/EP11_《三人行》第十一集《YOU WIN》剧作结构、悬念节奏与视听解码.docx
@@ -204,19 +204,8 @@
             <w:shd w:fill="1F3864"/>
           </w:tcPr>
           <w:p>
-            <w:pPr>
-              <w:spacing w:before="40" w:after="40" w:line="312" w:lineRule="auto"/>
-              <w:jc w:val="center"/>
-            </w:pPr>
-            <w:r/>
             <w:r>
-              <w:rPr>
-                <w:rFonts w:ascii="Arial" w:hAnsi="Arial" w:eastAsia="黑体"/>
-                <w:b/>
-                <w:color w:val="FFFFFF"/>
-                <w:sz w:val="19"/>
-              </w:rPr>
-              <w:t>核心道具 / 文字意象载体</w:t>
+              <w:t>当集核心道具 / 屏幕文字 / 微镜像载体</w:t>
             </w:r>
           </w:p>
         </w:tc>
@@ -233,722 +222,216 @@
             <w:shd w:fill="1F3864"/>
           </w:tcPr>
           <w:p>
-            <w:pPr>
-              <w:spacing w:before="40" w:after="40" w:line="312" w:lineRule="auto"/>
-              <w:jc w:val="center"/>
-            </w:pPr>
-            <w:r/>
             <w:r>
-              <w:rPr>
-                <w:rFonts w:ascii="Arial" w:hAnsi="Arial" w:eastAsia="黑体"/>
-                <w:b/>
-                <w:color w:val="FFFFFF"/>
-                <w:sz w:val="19"/>
-              </w:rPr>
               <w:t>本集物理实证、微距文字原文与跨集因果闭环解析</w:t>
             </w:r>
           </w:p>
         </w:tc>
       </w:tr>
       <w:tr>
-        <w:trPr>
-          <w:cantSplit/>
-        </w:trPr>
         <w:tc>
           <w:tcPr>
-            <w:tcW w:type="dxa" w:w="3024"/>
-            <w:vAlign w:val="center"/>
+            <w:tcW w:type="dxa" w:w="5184"/>
             <w:tcMar>
-              <w:top w:w="105" w:type="dxa"/>
-              <w:bottom w:w="105" w:type="dxa"/>
-              <w:left w:w="145" w:type="dxa"/>
-              <w:right w:w="145" w:type="dxa"/>
+              <w:top w:w="70" w:type="dxa"/>
+              <w:bottom w:w="70" w:type="dxa"/>
+              <w:left w:w="100" w:type="dxa"/>
+              <w:right w:w="100" w:type="dxa"/>
             </w:tcMar>
+            <w:shd w:fill="FFFFFF"/>
           </w:tcPr>
           <w:p>
             <w:pPr>
-              <w:spacing w:before="40" w:after="40" w:line="341" w:lineRule="auto"/>
               <w:jc w:val="left"/>
             </w:pPr>
-            <w:r/>
             <w:r>
               <w:rPr>
-                <w:rFonts w:ascii="Times New Roman" w:hAnsi="Times New Roman" w:eastAsia="宋体"/>
+                <w:rFonts w:ascii="黑体" w:hAnsi="黑体"/>
                 <w:b/>
-                <w:color w:val="191919"/>
-                <w:sz w:val="19"/>
               </w:rPr>
-              <w:t>11-1　外/内　福慧家园五号楼下与502室赵了家（客餐厅与书房） — 夜</w:t>
+              <w:t>两张“黑鸽子V2.1”木马芯片与监听耳机</w:t>
+              <w:br/>
+              <w:t>（11-1场）</w:t>
             </w:r>
           </w:p>
         </w:tc>
         <w:tc>
           <w:tcPr>
-            <w:tcW w:type="dxa" w:w="7344"/>
-            <w:vAlign w:val="center"/>
+            <w:tcW w:type="dxa" w:w="5184"/>
             <w:tcMar>
-              <w:top w:w="105" w:type="dxa"/>
-              <w:bottom w:w="105" w:type="dxa"/>
-              <w:left w:w="145" w:type="dxa"/>
-              <w:right w:w="145" w:type="dxa"/>
+              <w:top w:w="70" w:type="dxa"/>
+              <w:bottom w:w="70" w:type="dxa"/>
+              <w:left w:w="100" w:type="dxa"/>
+              <w:right w:w="100" w:type="dxa"/>
             </w:tcMar>
+            <w:shd w:fill="FFFFFF"/>
           </w:tcPr>
           <w:p>
             <w:pPr>
-              <w:spacing w:before="40" w:after="40" w:line="341" w:lineRule="auto"/>
               <w:jc w:val="left"/>
             </w:pPr>
-            <w:r/>
             <w:r>
               <w:rPr>
-                <w:rFonts w:ascii="Times New Roman" w:hAnsi="Times New Roman" w:eastAsia="宋体"/>
+                <w:rFonts w:ascii="宋体" w:hAnsi="宋体"/>
                 <w:b w:val="0"/>
-                <w:color w:val="191919"/>
-                <w:sz w:val="19"/>
               </w:rPr>
-              <w:t>【出场人物】赵了、荀未来、赵左右</w:t>
-              <w:br/>
-              <w:t>【戏剧推进】寒风凛冽的雪夜，身穿棕红色连帽羽绒大衣的四十一岁荀未来蹬着一辆老式自行车拐进福慧家园五号楼门前，利落地跳下车支起脚撑，气冲冲地快步跑进单元门。 五楼五零二室餐桌旁，满头银发、戴着细黑框老花镜的六十六岁赵了正穿着黑色毛衣坐在灯下，眯着眼低头按着一部老式诺基亚直板手机。门外突然响起急促的敲门声，赵了头也不抬地冲门口问了一句。 谁呀？</w:t>
+              <w:t>解开EP03远程监控伏笔：小赵手机在冰湖摔坏后，程序员荀未来将第二张黑鸽子芯片装入戴娟办公室电脑，意外监听到考前夜办公室里的秘密对话。</w:t>
             </w:r>
           </w:p>
         </w:tc>
       </w:tr>
       <w:tr>
-        <w:trPr>
-          <w:cantSplit/>
-        </w:trPr>
         <w:tc>
           <w:tcPr>
-            <w:tcW w:type="dxa" w:w="3024"/>
-            <w:vAlign w:val="center"/>
+            <w:tcW w:type="dxa" w:w="5184"/>
             <w:tcMar>
-              <w:top w:w="105" w:type="dxa"/>
-              <w:bottom w:w="105" w:type="dxa"/>
-              <w:left w:w="145" w:type="dxa"/>
-              <w:right w:w="145" w:type="dxa"/>
+              <w:top w:w="70" w:type="dxa"/>
+              <w:bottom w:w="70" w:type="dxa"/>
+              <w:left w:w="100" w:type="dxa"/>
+              <w:right w:w="100" w:type="dxa"/>
             </w:tcMar>
-            <w:shd w:fill="F7FAFC"/>
+            <w:shd w:fill="F5F7FA"/>
           </w:tcPr>
           <w:p>
             <w:pPr>
-              <w:spacing w:before="40" w:after="40" w:line="341" w:lineRule="auto"/>
               <w:jc w:val="left"/>
             </w:pPr>
-            <w:r/>
             <w:r>
               <w:rPr>
-                <w:rFonts w:ascii="Times New Roman" w:hAnsi="Times New Roman" w:eastAsia="宋体"/>
+                <w:rFonts w:ascii="黑体" w:hAnsi="黑体"/>
                 <w:b/>
-                <w:color w:val="191919"/>
-                <w:sz w:val="19"/>
               </w:rPr>
-              <w:t>11-2　外/内　片头曲《三人行》（OP） — 日/夜</w:t>
+              <w:t>戴娟办公室铁皮柜里的《文综摸底试卷》</w:t>
+              <w:br/>
+              <w:t>（11-8／11-10场）</w:t>
             </w:r>
           </w:p>
         </w:tc>
         <w:tc>
           <w:tcPr>
-            <w:tcW w:type="dxa" w:w="7344"/>
-            <w:vAlign w:val="center"/>
+            <w:tcW w:type="dxa" w:w="5184"/>
             <w:tcMar>
-              <w:top w:w="105" w:type="dxa"/>
-              <w:bottom w:w="105" w:type="dxa"/>
-              <w:left w:w="145" w:type="dxa"/>
-              <w:right w:w="145" w:type="dxa"/>
+              <w:top w:w="70" w:type="dxa"/>
+              <w:bottom w:w="70" w:type="dxa"/>
+              <w:left w:w="100" w:type="dxa"/>
+              <w:right w:w="100" w:type="dxa"/>
             </w:tcMar>
-            <w:shd w:fill="F7FAFC"/>
+            <w:shd w:fill="F5F7FA"/>
           </w:tcPr>
           <w:p>
             <w:pPr>
-              <w:spacing w:before="40" w:after="40" w:line="341" w:lineRule="auto"/>
               <w:jc w:val="left"/>
             </w:pPr>
-            <w:r/>
             <w:r>
               <w:rPr>
-                <w:rFonts w:ascii="Times New Roman" w:hAnsi="Times New Roman" w:eastAsia="宋体"/>
+                <w:rFonts w:ascii="宋体" w:hAnsi="宋体"/>
                 <w:b w:val="0"/>
-                <w:color w:val="191919"/>
-                <w:sz w:val="19"/>
               </w:rPr>
-              <w:t>【出场人物】环境/意象叙事</w:t>
-              <w:br/>
-              <w:t>【戏剧推进】伴随着片头曲旋律，三代同体的命运轨迹交错流转，定格于剧名《三人行》（THE TRIPLE ECHO OF TIME）。</w:t>
+              <w:t>罗生门三段剥笋揭晓考前夜真相：16岁小赵潜入办公室想偷看文综卷，但在抽出试卷露出第一道选择题（4分）时良知觉醒，将试卷原封不动放回铁皮柜并拔掉了发烫的电脑插头。</w:t>
             </w:r>
           </w:p>
         </w:tc>
       </w:tr>
       <w:tr>
-        <w:trPr>
-          <w:cantSplit/>
-        </w:trPr>
         <w:tc>
           <w:tcPr>
-            <w:tcW w:type="dxa" w:w="3024"/>
-            <w:vAlign w:val="center"/>
+            <w:tcW w:type="dxa" w:w="5184"/>
             <w:tcMar>
-              <w:top w:w="105" w:type="dxa"/>
-              <w:bottom w:w="105" w:type="dxa"/>
-              <w:left w:w="145" w:type="dxa"/>
-              <w:right w:w="145" w:type="dxa"/>
+              <w:top w:w="70" w:type="dxa"/>
+              <w:bottom w:w="70" w:type="dxa"/>
+              <w:left w:w="100" w:type="dxa"/>
+              <w:right w:w="100" w:type="dxa"/>
             </w:tcMar>
+            <w:shd w:fill="FFFFFF"/>
           </w:tcPr>
           <w:p>
             <w:pPr>
-              <w:spacing w:before="40" w:after="40" w:line="341" w:lineRule="auto"/>
               <w:jc w:val="left"/>
             </w:pPr>
-            <w:r/>
             <w:r>
               <w:rPr>
-                <w:rFonts w:ascii="Times New Roman" w:hAnsi="Times New Roman" w:eastAsia="宋体"/>
+                <w:rFonts w:ascii="黑体" w:hAnsi="黑体"/>
                 <w:b/>
-                <w:color w:val="191919"/>
-                <w:sz w:val="19"/>
               </w:rPr>
-              <w:t>11-3　内　长林八中·男生宿舍走廊与D203寝室 — 夜</w:t>
+              <w:t>办公室电脑D盘“往年资料”文件夹（CS游戏）</w:t>
+              <w:br/>
+              <w:t>（11-11场）</w:t>
             </w:r>
           </w:p>
         </w:tc>
         <w:tc>
           <w:tcPr>
-            <w:tcW w:type="dxa" w:w="7344"/>
-            <w:vAlign w:val="center"/>
+            <w:tcW w:type="dxa" w:w="5184"/>
             <w:tcMar>
-              <w:top w:w="105" w:type="dxa"/>
-              <w:bottom w:w="105" w:type="dxa"/>
-              <w:left w:w="145" w:type="dxa"/>
-              <w:right w:w="145" w:type="dxa"/>
+              <w:top w:w="70" w:type="dxa"/>
+              <w:bottom w:w="70" w:type="dxa"/>
+              <w:left w:w="100" w:type="dxa"/>
+              <w:right w:w="100" w:type="dxa"/>
             </w:tcMar>
+            <w:shd w:fill="FFFFFF"/>
           </w:tcPr>
           <w:p>
             <w:pPr>
-              <w:spacing w:before="40" w:after="40" w:line="341" w:lineRule="auto"/>
               <w:jc w:val="left"/>
             </w:pPr>
-            <w:r/>
             <w:r>
               <w:rPr>
-                <w:rFonts w:ascii="Times New Roman" w:hAnsi="Times New Roman" w:eastAsia="宋体"/>
+                <w:rFonts w:ascii="宋体" w:hAnsi="宋体"/>
                 <w:b w:val="0"/>
-                <w:color w:val="191919"/>
-                <w:sz w:val="19"/>
               </w:rPr>
-              <w:t>【出场人物】八班室友甲、八班室友乙、陈明</w:t>
-              <w:br/>
-              <w:t>【戏剧推进】夜晚的长林八中男生宿舍走廊里，画面浮现本集片名：第 11 集 YOU WIN。 刚刚在主任办公室电脑上练成CS狙击并目睹赵左右偷看考卷的十六岁陈明，身穿黑绿拼接翻领夹克，低着头心事重重地走回宿舍走廊。路过D203寝室敞开的房门前时，正坐在书桌前玩笔记本电脑的平头室友甲一眼瞥见了他，冲着床沿看书的室友乙努了努嘴调侃。 哎，你看那个陈明，咋蔫蔫的呢？</w:t>
+              <w:t>全集最高泪点载体：当尚雪举报小赵偷题、戴娟准备宣读处分时，陈明冲进广播室对着全校麦克风自曝“我每天晚上都会在那台电脑里下载游戏，玩好之后再删掉，您可以检查D盘往年资料文件夹修改时间”，拼着被父亲当众掌掴退学也要洗清挚友赵左右的冤屈！</w:t>
             </w:r>
           </w:p>
         </w:tc>
       </w:tr>
       <w:tr>
-        <w:trPr>
-          <w:cantSplit/>
-        </w:trPr>
         <w:tc>
           <w:tcPr>
-            <w:tcW w:type="dxa" w:w="3024"/>
-            <w:vAlign w:val="center"/>
+            <w:tcW w:type="dxa" w:w="5184"/>
             <w:tcMar>
-              <w:top w:w="105" w:type="dxa"/>
-              <w:bottom w:w="105" w:type="dxa"/>
-              <w:left w:w="145" w:type="dxa"/>
-              <w:right w:w="145" w:type="dxa"/>
+              <w:top w:w="70" w:type="dxa"/>
+              <w:bottom w:w="70" w:type="dxa"/>
+              <w:left w:w="100" w:type="dxa"/>
+              <w:right w:w="100" w:type="dxa"/>
             </w:tcMar>
-            <w:shd w:fill="F7FAFC"/>
+            <w:shd w:fill="F5F7FA"/>
           </w:tcPr>
           <w:p>
             <w:pPr>
-              <w:spacing w:before="40" w:after="40" w:line="341" w:lineRule="auto"/>
               <w:jc w:val="left"/>
             </w:pPr>
-            <w:r/>
             <w:r>
               <w:rPr>
-                <w:rFonts w:ascii="Times New Roman" w:hAnsi="Times New Roman" w:eastAsia="宋体"/>
+                <w:rFonts w:ascii="黑体" w:hAnsi="黑体"/>
                 <w:b/>
-                <w:color w:val="191919"/>
-                <w:sz w:val="19"/>
               </w:rPr>
-              <w:t>11-4　外/内　福慧家园楼下路虎车内与501室赵左右卧室 — 深夜</w:t>
+              <w:t>荀未来一夜疯长的及肩长卷发与络腮胡</w:t>
+              <w:br/>
+              <w:t>（11-12场）</w:t>
             </w:r>
           </w:p>
         </w:tc>
         <w:tc>
           <w:tcPr>
-            <w:tcW w:type="dxa" w:w="7344"/>
-            <w:vAlign w:val="center"/>
+            <w:tcW w:type="dxa" w:w="5184"/>
             <w:tcMar>
-              <w:top w:w="105" w:type="dxa"/>
-              <w:bottom w:w="105" w:type="dxa"/>
-              <w:left w:w="145" w:type="dxa"/>
-              <w:right w:w="145" w:type="dxa"/>
+              <w:top w:w="70" w:type="dxa"/>
+              <w:bottom w:w="70" w:type="dxa"/>
+              <w:left w:w="100" w:type="dxa"/>
+              <w:right w:w="100" w:type="dxa"/>
             </w:tcMar>
-            <w:shd w:fill="F7FAFC"/>
+            <w:shd w:fill="F5F7FA"/>
           </w:tcPr>
           <w:p>
             <w:pPr>
-              <w:spacing w:before="40" w:after="40" w:line="341" w:lineRule="auto"/>
               <w:jc w:val="left"/>
             </w:pPr>
-            <w:r/>
             <w:r>
               <w:rPr>
-                <w:rFonts w:ascii="Times New Roman" w:hAnsi="Times New Roman" w:eastAsia="宋体"/>
+                <w:rFonts w:ascii="宋体" w:hAnsi="宋体"/>
                 <w:b w:val="0"/>
-                <w:color w:val="191919"/>
-                <w:sz w:val="19"/>
               </w:rPr>
-              <w:t>【出场人物】荀未来、赵了、刘美奕、赵左右</w:t>
-              <w:br/>
-              <w:t>【戏剧推进】深夜十二点半，福慧家园五号楼下的雪地旁，黑色路虎越野车仪表台上固定着那部正在运行“黑鸽子v2.1（监听录制中）”的诺基亚手机。主驾驶座上的六十六岁赵了困倦地打了个哈欠，副驾驶座上身穿八中校服夹克的四十一岁荀未来歪头靠着车窗，仰望着五楼亮灯的窗户抱怨。 这听半天也没听出个什么秘密来啊。他小小的年纪，也做不出多出格的事吧？ 赵了神色严肃地转过头，叮嘱身旁的荀未来。荀未来若有所思地点了点头。</w:t>
-            </w:r>
-          </w:p>
-        </w:tc>
-      </w:tr>
-      <w:tr>
-        <w:trPr>
-          <w:cantSplit/>
-        </w:trPr>
-        <w:tc>
-          <w:tcPr>
-            <w:tcW w:type="dxa" w:w="3024"/>
-            <w:vAlign w:val="center"/>
-            <w:tcMar>
-              <w:top w:w="105" w:type="dxa"/>
-              <w:bottom w:w="105" w:type="dxa"/>
-              <w:left w:w="145" w:type="dxa"/>
-              <w:right w:w="145" w:type="dxa"/>
-            </w:tcMar>
-          </w:tcPr>
-          <w:p>
-            <w:pPr>
-              <w:spacing w:before="40" w:after="40" w:line="341" w:lineRule="auto"/>
-              <w:jc w:val="left"/>
-            </w:pPr>
-            <w:r/>
-            <w:r>
-              <w:rPr>
-                <w:rFonts w:ascii="Times New Roman" w:hAnsi="Times New Roman" w:eastAsia="宋体"/>
-                <w:b/>
-                <w:color w:val="191919"/>
-                <w:sz w:val="19"/>
-              </w:rPr>
-              <w:t>11-5　内　长林八中·高一十班教室与主任办公室（完整放榜与谈话） — 日</w:t>
-            </w:r>
-          </w:p>
-        </w:tc>
-        <w:tc>
-          <w:tcPr>
-            <w:tcW w:type="dxa" w:w="7344"/>
-            <w:vAlign w:val="center"/>
-            <w:tcMar>
-              <w:top w:w="105" w:type="dxa"/>
-              <w:bottom w:w="105" w:type="dxa"/>
-              <w:left w:w="145" w:type="dxa"/>
-              <w:right w:w="145" w:type="dxa"/>
-            </w:tcMar>
-          </w:tcPr>
-          <w:p>
-            <w:pPr>
-              <w:spacing w:before="40" w:after="40" w:line="341" w:lineRule="auto"/>
-              <w:jc w:val="left"/>
-            </w:pPr>
-            <w:r/>
-            <w:r>
-              <w:rPr>
-                <w:rFonts w:ascii="Times New Roman" w:hAnsi="Times New Roman" w:eastAsia="宋体"/>
-                <w:b w:val="0"/>
-                <w:color w:val="191919"/>
-                <w:sz w:val="19"/>
-              </w:rPr>
-              <w:t>【出场人物】戴娟、方志杰、王一漫</w:t>
-              <w:br/>
-              <w:t>【戏剧推进】白天的长林八中高一十班教室内，班主任戴娟身穿深灰色呢子大衣站在讲台前，双手按在讲桌两侧，满面春风地向全班公布开学考完整排名（补全上一集闪回的放榜全貌）。 这次开学考，大家表现都挺不错。虽然我们的数学没考过理科班，但无论是语文、文综，咱们都是文科班第一！咱们班总分第一的是——方志杰同学！ 全班爆发出热烈的掌声，坐在前排的方志杰满面红光地站起身，连连向四周欠身拱手致谢。</w:t>
-            </w:r>
-          </w:p>
-        </w:tc>
-      </w:tr>
-      <w:tr>
-        <w:trPr>
-          <w:cantSplit/>
-        </w:trPr>
-        <w:tc>
-          <w:tcPr>
-            <w:tcW w:type="dxa" w:w="3024"/>
-            <w:vAlign w:val="center"/>
-            <w:tcMar>
-              <w:top w:w="105" w:type="dxa"/>
-              <w:bottom w:w="105" w:type="dxa"/>
-              <w:left w:w="145" w:type="dxa"/>
-              <w:right w:w="145" w:type="dxa"/>
-            </w:tcMar>
-            <w:shd w:fill="F7FAFC"/>
-          </w:tcPr>
-          <w:p>
-            <w:pPr>
-              <w:spacing w:before="40" w:after="40" w:line="341" w:lineRule="auto"/>
-              <w:jc w:val="left"/>
-            </w:pPr>
-            <w:r/>
-            <w:r>
-              <w:rPr>
-                <w:rFonts w:ascii="Times New Roman" w:hAnsi="Times New Roman" w:eastAsia="宋体"/>
-                <w:b/>
-                <w:color w:val="191919"/>
-                <w:sz w:val="19"/>
-              </w:rPr>
-              <w:t>11-6　内/外　教学楼楼梯拐角·主任办公室与室外红砖连廊 — 日</w:t>
-            </w:r>
-          </w:p>
-        </w:tc>
-        <w:tc>
-          <w:tcPr>
-            <w:tcW w:type="dxa" w:w="7344"/>
-            <w:vAlign w:val="center"/>
-            <w:tcMar>
-              <w:top w:w="105" w:type="dxa"/>
-              <w:bottom w:w="105" w:type="dxa"/>
-              <w:left w:w="145" w:type="dxa"/>
-              <w:right w:w="145" w:type="dxa"/>
-            </w:tcMar>
-            <w:shd w:fill="F7FAFC"/>
-          </w:tcPr>
-          <w:p>
-            <w:pPr>
-              <w:spacing w:before="40" w:after="40" w:line="341" w:lineRule="auto"/>
-              <w:jc w:val="left"/>
-            </w:pPr>
-            <w:r/>
-            <w:r>
-              <w:rPr>
-                <w:rFonts w:ascii="Times New Roman" w:hAnsi="Times New Roman" w:eastAsia="宋体"/>
-                <w:b w:val="0"/>
-                <w:color w:val="191919"/>
-                <w:sz w:val="19"/>
-              </w:rPr>
-              <w:t>【出场人物】尚雪、王一漫、戴娟、贴吧匿名帖、贴吧跟帖、徐图图</w:t>
-              <w:br/>
-              <w:t>【戏剧推进】教学楼偏僻的器材室走廊窗边，王一漫独自一人背靠着窗台站立，一边默默流着眼泪，一边大口大口机械地咬着手里的一只红苹果，试图用吞咽动作把委屈硬生生咽回肚子里。十六岁的徐图图正好从楼梯间拾级而上，听到隐约的抽泣声，看到王一漫的身影后体贴地停下脚步，悄悄躲在转角墙后没有上前打扰。 就在这时，头戴发夹的闺蜜尚雪快步走到王一漫身旁，伸手搭住她的肩膀哄劝。王一漫连忙擦了擦眼泪，勉强扯出一丝微笑。 哎呀没事儿的漫漫，要不放学我陪你去东湖银泰，咱们去购物……</w:t>
-            </w:r>
-          </w:p>
-        </w:tc>
-      </w:tr>
-      <w:tr>
-        <w:trPr>
-          <w:cantSplit/>
-        </w:trPr>
-        <w:tc>
-          <w:tcPr>
-            <w:tcW w:type="dxa" w:w="3024"/>
-            <w:vAlign w:val="center"/>
-            <w:tcMar>
-              <w:top w:w="105" w:type="dxa"/>
-              <w:bottom w:w="105" w:type="dxa"/>
-              <w:left w:w="145" w:type="dxa"/>
-              <w:right w:w="145" w:type="dxa"/>
-            </w:tcMar>
-          </w:tcPr>
-          <w:p>
-            <w:pPr>
-              <w:spacing w:before="40" w:after="40" w:line="341" w:lineRule="auto"/>
-              <w:jc w:val="left"/>
-            </w:pPr>
-            <w:r/>
-            <w:r>
-              <w:rPr>
-                <w:rFonts w:ascii="Times New Roman" w:hAnsi="Times New Roman" w:eastAsia="宋体"/>
-                <w:b/>
-                <w:color w:val="191919"/>
-                <w:sz w:val="19"/>
-              </w:rPr>
-              <w:t>11-7　内　高一十班地理课·学校食堂与教导主任办公室 — 日</w:t>
-            </w:r>
-          </w:p>
-        </w:tc>
-        <w:tc>
-          <w:tcPr>
-            <w:tcW w:type="dxa" w:w="7344"/>
-            <w:vAlign w:val="center"/>
-            <w:tcMar>
-              <w:top w:w="105" w:type="dxa"/>
-              <w:bottom w:w="105" w:type="dxa"/>
-              <w:left w:w="145" w:type="dxa"/>
-              <w:right w:w="145" w:type="dxa"/>
-            </w:tcMar>
-          </w:tcPr>
-          <w:p>
-            <w:pPr>
-              <w:spacing w:before="40" w:after="40" w:line="341" w:lineRule="auto"/>
-              <w:jc w:val="left"/>
-            </w:pPr>
-            <w:r/>
-            <w:r>
-              <w:rPr>
-                <w:rFonts w:ascii="Times New Roman" w:hAnsi="Times New Roman" w:eastAsia="宋体"/>
-                <w:b w:val="0"/>
-                <w:color w:val="191919"/>
-                <w:sz w:val="19"/>
-              </w:rPr>
-              <w:t>【出场人物】地理老师、赵左右、食堂学生甲、食堂学生乙、荀未来、戴娟</w:t>
-              <w:br/>
-              <w:t>【戏剧推进】下午的高一十班地理试卷讲评课上，黑板上画着“海陆热力性质差异”与气压环流图。地理男老师站在讲台前整理了一下试卷，抬头扫视全班。 这次的选择题最后一道题啊，确实有点难度，啊。咱们全班呢，就四个人做对了。——赵左右，来说一说你这个选A的思路，给大家讲讲，来。 全班同学的目光齐刷刷投向后排。赵左右停顿了两秒，从座位上站起身来——那道题其实正是他考试前夜从绝密试卷袋里抽出来不小心瞄到的第一道选择题！面对全班的注视，赵左右目视前方，面不改色地撒了……</w:t>
-            </w:r>
-          </w:p>
-        </w:tc>
-      </w:tr>
-      <w:tr>
-        <w:trPr>
-          <w:cantSplit/>
-        </w:trPr>
-        <w:tc>
-          <w:tcPr>
-            <w:tcW w:type="dxa" w:w="3024"/>
-            <w:vAlign w:val="center"/>
-            <w:tcMar>
-              <w:top w:w="105" w:type="dxa"/>
-              <w:bottom w:w="105" w:type="dxa"/>
-              <w:left w:w="145" w:type="dxa"/>
-              <w:right w:w="145" w:type="dxa"/>
-            </w:tcMar>
-            <w:shd w:fill="F7FAFC"/>
-          </w:tcPr>
-          <w:p>
-            <w:pPr>
-              <w:spacing w:before="40" w:after="40" w:line="341" w:lineRule="auto"/>
-              <w:jc w:val="left"/>
-            </w:pPr>
-            <w:r/>
-            <w:r>
-              <w:rPr>
-                <w:rFonts w:ascii="Times New Roman" w:hAnsi="Times New Roman" w:eastAsia="宋体"/>
-                <w:b/>
-                <w:color w:val="191919"/>
-                <w:sz w:val="19"/>
-              </w:rPr>
-              <w:t>11-8　外/内　家属院雪地长椅与501室赵左右家（客厅与卧室） — 夜</w:t>
-            </w:r>
-          </w:p>
-        </w:tc>
-        <w:tc>
-          <w:tcPr>
-            <w:tcW w:type="dxa" w:w="7344"/>
-            <w:vAlign w:val="center"/>
-            <w:tcMar>
-              <w:top w:w="105" w:type="dxa"/>
-              <w:bottom w:w="105" w:type="dxa"/>
-              <w:left w:w="145" w:type="dxa"/>
-              <w:right w:w="145" w:type="dxa"/>
-            </w:tcMar>
-            <w:shd w:fill="F7FAFC"/>
-          </w:tcPr>
-          <w:p>
-            <w:pPr>
-              <w:spacing w:before="40" w:after="40" w:line="341" w:lineRule="auto"/>
-              <w:jc w:val="left"/>
-            </w:pPr>
-            <w:r/>
-            <w:r>
-              <w:rPr>
-                <w:rFonts w:ascii="Times New Roman" w:hAnsi="Times New Roman" w:eastAsia="宋体"/>
-                <w:b w:val="0"/>
-                <w:color w:val="191919"/>
-                <w:sz w:val="19"/>
-              </w:rPr>
-              <w:t>【出场人物】赵了、赵左右、赵东来、徐图图</w:t>
-              <w:br/>
-              <w:t>【戏剧推进】寒夜漫漫，身穿红黑拼色三道杠羽绒服的十六岁赵左右背着书包独自走回福慧家园楼下，仰头望着五楼自家亮着温暖灯光的窗户，却不敢迈步上楼，长叹一口气走到院子里的积雪长椅上颓然坐下。 脚步声踏雪而来，头戴黑色棒球帽、身穿米黄色立领厚羽绒服的六十六岁赵了笑眯眯地走到长椅旁站定，温和地明知故问。 怎么不回家？</w:t>
-            </w:r>
-          </w:p>
-        </w:tc>
-      </w:tr>
-      <w:tr>
-        <w:trPr>
-          <w:cantSplit/>
-        </w:trPr>
-        <w:tc>
-          <w:tcPr>
-            <w:tcW w:type="dxa" w:w="3024"/>
-            <w:vAlign w:val="center"/>
-            <w:tcMar>
-              <w:top w:w="105" w:type="dxa"/>
-              <w:bottom w:w="105" w:type="dxa"/>
-              <w:left w:w="145" w:type="dxa"/>
-              <w:right w:w="145" w:type="dxa"/>
-            </w:tcMar>
-          </w:tcPr>
-          <w:p>
-            <w:pPr>
-              <w:spacing w:before="40" w:after="40" w:line="341" w:lineRule="auto"/>
-              <w:jc w:val="left"/>
-            </w:pPr>
-            <w:r/>
-            <w:r>
-              <w:rPr>
-                <w:rFonts w:ascii="Times New Roman" w:hAnsi="Times New Roman" w:eastAsia="宋体"/>
-                <w:b/>
-                <w:color w:val="191919"/>
-                <w:sz w:val="19"/>
-              </w:rPr>
-              <w:t>11-9　外/内　长林八中雪地步道·主任办公室·学校食堂与广播室 — 日</w:t>
-            </w:r>
-          </w:p>
-        </w:tc>
-        <w:tc>
-          <w:tcPr>
-            <w:tcW w:type="dxa" w:w="7344"/>
-            <w:vAlign w:val="center"/>
-            <w:tcMar>
-              <w:top w:w="105" w:type="dxa"/>
-              <w:bottom w:w="105" w:type="dxa"/>
-              <w:left w:w="145" w:type="dxa"/>
-              <w:right w:w="145" w:type="dxa"/>
-            </w:tcMar>
-          </w:tcPr>
-          <w:p>
-            <w:pPr>
-              <w:spacing w:before="40" w:after="40" w:line="341" w:lineRule="auto"/>
-              <w:jc w:val="left"/>
-            </w:pPr>
-            <w:r/>
-            <w:r>
-              <w:rPr>
-                <w:rFonts w:ascii="Times New Roman" w:hAnsi="Times New Roman" w:eastAsia="宋体"/>
-                <w:b w:val="0"/>
-                <w:color w:val="191919"/>
-                <w:sz w:val="19"/>
-              </w:rPr>
-              <w:t>【出场人物】戴娟、赵东来、罗爱文、荀未来、赵左右、徐图图</w:t>
-              <w:br/>
-              <w:t>【戏剧推进】次日清晨，刀子嘴豆腐心的父亲赵东来还是穿戴整齐，双手插在灰绿色连帽羽绒服兜里，阴沉着脸跟在儿子赵左右身后走进长林八中校园。迎面抱书走过的陈明看到父子俩的背影，停下脚步回头深深看了一眼。 教导主任办公室内，戴娟端坐在办公桌后，赵东来一改昨晚在家里的暴脾气，局促不安地坐在对面赔着笑脸，赵左右低头站在父亲身旁。戴娟开门见山地开口。 赵左右的事情，你应该已经知道了吧？</w:t>
-            </w:r>
-          </w:p>
-        </w:tc>
-      </w:tr>
-      <w:tr>
-        <w:trPr>
-          <w:cantSplit/>
-        </w:trPr>
-        <w:tc>
-          <w:tcPr>
-            <w:tcW w:type="dxa" w:w="3024"/>
-            <w:vAlign w:val="center"/>
-            <w:tcMar>
-              <w:top w:w="105" w:type="dxa"/>
-              <w:bottom w:w="105" w:type="dxa"/>
-              <w:left w:w="145" w:type="dxa"/>
-              <w:right w:w="145" w:type="dxa"/>
-            </w:tcMar>
-            <w:shd w:fill="F7FAFC"/>
-          </w:tcPr>
-          <w:p>
-            <w:pPr>
-              <w:spacing w:before="40" w:after="40" w:line="341" w:lineRule="auto"/>
-              <w:jc w:val="left"/>
-            </w:pPr>
-            <w:r/>
-            <w:r>
-              <w:rPr>
-                <w:rFonts w:ascii="Times New Roman" w:hAnsi="Times New Roman" w:eastAsia="宋体"/>
-                <w:b/>
-                <w:color w:val="191919"/>
-                <w:sz w:val="19"/>
-              </w:rPr>
-              <w:t>11-10　内/外　高一十班走廊·主任办公室重考与走廊掌掴 — 日/夜</w:t>
-            </w:r>
-          </w:p>
-        </w:tc>
-        <w:tc>
-          <w:tcPr>
-            <w:tcW w:type="dxa" w:w="7344"/>
-            <w:vAlign w:val="center"/>
-            <w:tcMar>
-              <w:top w:w="105" w:type="dxa"/>
-              <w:bottom w:w="105" w:type="dxa"/>
-              <w:left w:w="145" w:type="dxa"/>
-              <w:right w:w="145" w:type="dxa"/>
-            </w:tcMar>
-            <w:shd w:fill="F7FAFC"/>
-          </w:tcPr>
-          <w:p>
-            <w:pPr>
-              <w:spacing w:before="40" w:after="40" w:line="341" w:lineRule="auto"/>
-              <w:jc w:val="left"/>
-            </w:pPr>
-            <w:r/>
-            <w:r>
-              <w:rPr>
-                <w:rFonts w:ascii="Times New Roman" w:hAnsi="Times New Roman" w:eastAsia="宋体"/>
-                <w:b w:val="0"/>
-                <w:color w:val="191919"/>
-                <w:sz w:val="19"/>
-              </w:rPr>
-              <w:t>【出场人物】戴娟、赵左右、荀未来＆罗爱文＆徐图图、陈明</w:t>
-              <w:br/>
-              <w:t>【戏剧推进】高一十班安静的自习课上，班主任戴娟走到教室后门，平静地唤出赵左右。 赵左右，出来一下。 赵左右站起身走出教室。走廊宣传栏旁，荀未来、罗爱文、徐图图三人像叠罗汉一样扒在教室后门框边探头偷听。走廊窗前，戴娟双手交叠看着赵左右，宣布了学校的最终决定（正是66岁赵了昨晚在雪地长椅支的那一招）。</w:t>
-            </w:r>
-          </w:p>
-        </w:tc>
-      </w:tr>
-      <w:tr>
-        <w:trPr>
-          <w:cantSplit/>
-        </w:trPr>
-        <w:tc>
-          <w:tcPr>
-            <w:tcW w:type="dxa" w:w="3024"/>
-            <w:vAlign w:val="center"/>
-            <w:tcMar>
-              <w:top w:w="105" w:type="dxa"/>
-              <w:bottom w:w="105" w:type="dxa"/>
-              <w:left w:w="145" w:type="dxa"/>
-              <w:right w:w="145" w:type="dxa"/>
-            </w:tcMar>
-          </w:tcPr>
-          <w:p>
-            <w:pPr>
-              <w:spacing w:before="40" w:after="40" w:line="341" w:lineRule="auto"/>
-              <w:jc w:val="left"/>
-            </w:pPr>
-            <w:r/>
-            <w:r>
-              <w:rPr>
-                <w:rFonts w:ascii="Times New Roman" w:hAnsi="Times New Roman" w:eastAsia="宋体"/>
-                <w:b/>
-                <w:color w:val="191919"/>
-                <w:sz w:val="19"/>
-              </w:rPr>
-              <w:t>11-11　内　502室赵了家客厅与三条鱼漫画屋（里间与洗漱镜前） — 夜/晨</w:t>
-            </w:r>
-          </w:p>
-        </w:tc>
-        <w:tc>
-          <w:tcPr>
-            <w:tcW w:type="dxa" w:w="7344"/>
-            <w:vAlign w:val="center"/>
-            <w:tcMar>
-              <w:top w:w="105" w:type="dxa"/>
-              <w:bottom w:w="105" w:type="dxa"/>
-              <w:left w:w="145" w:type="dxa"/>
-              <w:right w:w="145" w:type="dxa"/>
-            </w:tcMar>
-          </w:tcPr>
-          <w:p>
-            <w:pPr>
-              <w:spacing w:before="40" w:after="40" w:line="341" w:lineRule="auto"/>
-              <w:jc w:val="left"/>
-            </w:pPr>
-            <w:r/>
-            <w:r>
-              <w:rPr>
-                <w:rFonts w:ascii="Times New Roman" w:hAnsi="Times New Roman" w:eastAsia="宋体"/>
-                <w:b w:val="0"/>
-                <w:color w:val="191919"/>
-                <w:sz w:val="19"/>
-              </w:rPr>
-              <w:t>【出场人物】赵了、荀未来</w:t>
-              <w:br/>
-              <w:t>【戏剧推进】夜晚的五零二室客厅内，身穿浅灰色羊羔绒开衫的六十六岁赵了正坐在沙发上把玩着紫砂茶壶。房门推开，身穿八中蓝白校服的四十一岁荀未来满脸疲惫地走了进来，抱起一只沙发抱枕仰头瘫靠在沙发背上，长长地叹了一口气。赵了转过头警惕地询问。 怎么，小赵被开除了？ 荀未来直起身子抱紧怀里的抱枕，摇了摇头。</w:t>
+              <w:t>因陈明退学彻底重创16岁小赵的心智并促使其改志向学心理学，41岁荀未来在镜前惊恐发现自己一夜之间长出及肩长卷发与浓密络腮胡，时间线发生剧烈覆写。</w:t>
             </w:r>
           </w:p>
         </w:tc>

--- a/01_《三人行》全24集全流程标杆成品库/03_剧作结构、悬念节奏与视听解码/EP11_《三人行》第十一集《YOU WIN》剧作结构、悬念节奏与视听解码.docx
+++ b/01_《三人行》全24集全流程标杆成品库/03_剧作结构、悬念节奏与视听解码/EP11_《三人行》第十一集《YOU WIN》剧作结构、悬念节奏与视听解码.docx
@@ -978,21 +978,10 @@
             </w:tcMar>
           </w:tcPr>
           <w:p>
-            <w:pPr>
-              <w:spacing w:before="40" w:after="40" w:line="341" w:lineRule="auto"/>
-              <w:jc w:val="left"/>
-            </w:pPr>
-            <w:r/>
             <w:r>
-              <w:rPr>
-                <w:rFonts w:ascii="Times New Roman" w:hAnsi="Times New Roman" w:eastAsia="宋体"/>
-                <w:b w:val="0"/>
-                <w:color w:val="191919"/>
-                <w:sz w:val="19"/>
-              </w:rPr>
               <w:t>【出场人物】赵了、荀未来（画外音）、荀未来、赵左右（电话监听音）</w:t>
               <w:br/>
-              <w:t>【本场戏剧功能与导演调度任务】寒风凛冽的雪夜，身穿棕红色连帽羽绒大衣的四十一岁荀未来蹬着一辆老式自行车拐进福慧家园五号楼门前，利落地跳下车支起脚撑，气冲冲地快步跑进单元门。 五楼五零二室餐桌旁，满头银发、戴着细黑框老花镜的六十六岁赵了正穿着黑色毛衣坐在灯下，眯着眼低头按着一部老式诺基亚直板手机。门外突然响起急……</w:t>
+              <w:t>【本场戏剧功能与导演调度任务】【开篇立局/黄金冷开场调度】以「外/内　福慧家园五号楼下与502室赵了家（客餐厅与书房） — 夜」为物理容器，聚焦（赵了、荀未来（画外音）、荀未来、赵左右（电话监听音））的对手戏力场，核心导演任务在于：通过生活化微动作与潜台词交锋外化角色心理位移，衔接前后场因果链条。</w:t>
               <w:br/>
               <w:t>【完整剧情推进与动作细节】寒风凛冽的雪夜，身穿棕红色连帽羽绒大衣的四十一岁荀未来蹬着一辆老式自行车拐进福慧家园五号楼门前，利落地跳下车支起脚撑，气冲冲地快步跑进单元门。 五楼五零二室餐桌旁，满头银发、戴着细黑框老花镜的六十六岁赵了正穿着黑色毛衣坐在灯下，眯着眼低头按着一部老式诺基亚直板手机。门外突然响起急促的敲门声，赵了头也不抬地冲门口问了一句。 门外传来荀未来没好气的声音。 赵了放下手机，慢步走到玄关拉开房门。荀未来推门闯进屋里，反手带上门，一边快步走向客厅，一边把双肩包和棕红色羽绒大衣脱下来狠狠摔在沙发上，穿着深蓝色运动夹克一屁股坐到餐椅上，气得直翻白眼。 赵了神色淡定地走回餐桌旁，拿起桌上的玻璃水壶往玻璃杯里倒了一杯凉白开递过去，慢条斯理地揶揄他。 正在气头上的荀未来抓起玻璃杯仰头猛灌了一大口，瞬间被冰得龇牙咧嘴，“咚”地把水杯拍在桌面上。 赵了慈祥而略带调侃地呵呵笑了起来，指了指荀未来。 荀未来被噎得一滞，撇着嘴阴阳怪气地反击，探身指向赵了手里的诺基亚手机。</w:t>
               <w:br/>
@@ -1112,21 +1101,10 @@
             </w:tcMar>
           </w:tcPr>
           <w:p>
-            <w:pPr>
-              <w:spacing w:before="40" w:after="40" w:line="341" w:lineRule="auto"/>
-              <w:jc w:val="left"/>
-            </w:pPr>
-            <w:r/>
             <w:r>
-              <w:rPr>
-                <w:rFonts w:ascii="Times New Roman" w:hAnsi="Times New Roman" w:eastAsia="宋体"/>
-                <w:b w:val="0"/>
-                <w:color w:val="191919"/>
-                <w:sz w:val="19"/>
-              </w:rPr>
               <w:t>【出场人物】八班室友甲、八班室友乙、陈明</w:t>
               <w:br/>
-              <w:t>【本场戏剧功能与导演调度任务】夜晚的长林八中男生宿舍走廊里，画面浮现本集片名：第 11 集 YOU WIN。 刚刚在主任办公室电脑上练成CS狙击并目睹赵左右偷看考卷的十六岁陈明，身穿黑绿拼接翻领夹克，低着头心事重重地走回宿舍走廊。路过D203寝室敞开的房门前时，正坐在书桌前玩笔记本电脑的平头室友甲一眼瞥见了他……</w:t>
+              <w:t>【本场戏剧功能与导演调度任务】【中点转折与矛盾升级调度】以「内　长林八中·男生宿舍走廊与D203寝室 — 夜」为物理容器，聚焦（八班室友甲、八班室友乙、陈明）的对手戏力场，核心导演任务在于：通过生活化微动作与潜台词交锋外化角色心理位移，衔接前后场因果链条。</w:t>
               <w:br/>
               <w:t>【完整剧情推进与动作细节】夜晚的长林八中男生宿舍走廊里，画面浮现本集片名：第 11 集 YOU WIN。 刚刚在主任办公室电脑上练成CS狙击并目睹赵左右偷看考卷的十六岁陈明，身穿黑绿拼接翻领夹克，低着头心事重重地走回宿舍走廊。路过D203寝室敞开的房门前时，正坐在书桌前玩笔记本电脑的平头室友甲一眼瞥见了他，冲着床沿看书的室友乙努了努嘴调侃。 靠坐在床沿的室友乙抬起头，笑嘻嘻地冲门外的陈明打招呼。 陈明在D203寝室门框边停下脚步，转过头冷冷地回瞪了两人一眼，转身欲走。 室友甲停下握鼠标的手，往椅背上一靠，翘着二郎腿大声嘲笑起陈明上次中门对狙落败的事。 陈明脚步猛地定住，缓缓转过身，目光冷峻地看向室友甲发问。 室友甲与室友乙对视一眼，哄堂大笑起来，室友甲用手指点着电脑屏幕向陈明挑衅。 陈明面无表情地盯了室友甲两秒，一言不发地迈步走进D203寝室，直接拉开另一台联机ThinkPad笔记本电脑前的椅子坐下，双手接管键盘与鼠标！室友乙见状立刻凑到平头室友甲身后俯身观战，激动地伸手乱指屏幕替室友甲出谋划策。</w:t>
               <w:br/>
@@ -1181,21 +1159,10 @@
             <w:shd w:fill="F7FAFC"/>
           </w:tcPr>
           <w:p>
-            <w:pPr>
-              <w:spacing w:before="40" w:after="40" w:line="341" w:lineRule="auto"/>
-              <w:jc w:val="left"/>
-            </w:pPr>
-            <w:r/>
             <w:r>
-              <w:rPr>
-                <w:rFonts w:ascii="Times New Roman" w:hAnsi="Times New Roman" w:eastAsia="宋体"/>
-                <w:b w:val="0"/>
-                <w:color w:val="191919"/>
-                <w:sz w:val="19"/>
-              </w:rPr>
               <w:t>【出场人物】荀未来、赵了、刘美奕、赵左右</w:t>
               <w:br/>
-              <w:t>【本场戏剧功能与导演调度任务】深夜十二点半，福慧家园五号楼下的雪地旁，黑色路虎越野车仪表台上固定着那部正在运行“黑鸽子v2.1（监听录制中）”的诺基亚手机。主驾驶座上的六十六岁赵了困倦地打了个哈欠，副驾驶座上身穿八中校服夹克的四十一岁荀未来歪头靠着车窗，仰望着五楼亮灯的窗户抱怨。 赵了神色严肃地转过头，叮嘱身……</w:t>
+              <w:t>【本场戏剧功能与导演调度任务】【中点转折与矛盾升级调度】以「外/内　福慧家园楼下路虎车内与501室赵左右卧室 — 深夜」为物理容器，聚焦（荀未来、赵了、刘美奕、赵左右）的对手戏力场，核心导演任务在于：深化中国式原生家庭“刀子嘴与避风港”的代际情感共振。</w:t>
               <w:br/>
               <w:t>【完整剧情推进与动作细节】深夜十二点半，福慧家园五号楼下的雪地旁，黑色路虎越野车仪表台上固定着那部正在运行“黑鸽子v2.1（监听录制中）”的诺基亚手机。主驾驶座上的六十六岁赵了困倦地打了个哈欠，副驾驶座上身穿八中校服夹克的四十一岁荀未来歪头靠着车窗，仰望着五楼亮灯的窗户抱怨。 赵了神色严肃地转过头，叮嘱身旁的荀未来。荀未来若有所思地点了点头。 恰在此时，仪表台上诺基亚手机的音频波形跳动起来——五零一室赵左右的卧室内，身穿淡蓝印花丝质睡衣的母亲刘美奕轻轻推门走到书桌旁，俯身关切地看着还在灯下演算集合数学题的儿子。 身穿黑色短袖T恤的十六岁赵左右紧盯着桌上的草稿纸，手里的笔不停地推导着公式，头也不抬地回答。 刘美奕心疼地轻轻抚摸了一下儿子的肩膀与后背，转身轻手轻脚地替他带上房门离开。赵左右停下笔，闭上双眼深吸了一口气，努力平复着内心的紧张与翻涌。</w:t>
               <w:br/>
@@ -1248,21 +1215,10 @@
             </w:tcMar>
           </w:tcPr>
           <w:p>
-            <w:pPr>
-              <w:spacing w:before="40" w:after="40" w:line="341" w:lineRule="auto"/>
-              <w:jc w:val="left"/>
-            </w:pPr>
-            <w:r/>
             <w:r>
-              <w:rPr>
-                <w:rFonts w:ascii="Times New Roman" w:hAnsi="Times New Roman" w:eastAsia="宋体"/>
-                <w:b w:val="0"/>
-                <w:color w:val="191919"/>
-                <w:sz w:val="19"/>
-              </w:rPr>
               <w:t>【出场人物】戴娟、方志杰、王一漫</w:t>
               <w:br/>
-              <w:t>【本场戏剧功能与导演调度任务】白天的长林八中高一十班教室内，班主任戴娟身穿深灰色呢子大衣站在讲台前，双手按在讲桌两侧，满面春风地向全班公布开学考完整排名（补全上一集闪回的放榜全貌）。 全班爆发出热烈的掌声，坐在前排的方志杰满面红光地站起身，连连向四周欠身拱手致谢。</w:t>
+              <w:t>【本场戏剧功能与导演调度任务】【中点转折与矛盾升级调度】以「内　长林八中·高一十班教室与主任办公室（完整放榜与谈话） — 日」为物理容器，聚焦（戴娟、方志杰、王一漫）的对手戏力场，核心导演任务在于：引爆学业分科抉择、少年良知与同窗义气冲突。</w:t>
               <w:br/>
               <w:t>【完整剧情推进与动作细节】白天的长林八中高一十班教室内，班主任戴娟身穿深灰色呢子大衣站在讲台前，双手按在讲桌两侧，满面春风地向全班公布开学考完整排名（补全上一集闪回的放榜全貌）。 全班爆发出热烈的掌声，坐在前排的方志杰满面红光地站起身，连连向四周欠身拱手致谢。 掌声渐息，戴娟拿起成绩单开始逐一念出班级前五名的名字；后排座位上的赵左右神情高度紧绷，随着每一个名字念出，他的眼神一点点往下沉。 听到第五名是黄宇晨，没有进前五的赵左右眼神一暗，失落地缓缓低下头；中排的王一漫也脸色苍白地怔在座位上。就在这时，讲台上的戴娟话锋一转，欣慰的目光投向了后排的赵左右！ 赵左右闻声猛地抬起头，前排的徐图图开心地转过头朝他微笑；赵左右放在课桌下的双手紧紧扣在一起，拇指紧张地用力摩挲着。讲台上的戴娟微笑着给出了破格留任的裁定！ 全班同学齐声欢呼鼓掌！赵左右松开紧扣的双手，长舒一口气露出了如释重负的笑容；徐图图使劲鼓掌替他高兴，而旁边的王一漫却神情低落地垂着头。戴娟收起成绩单走下讲台，轻声唤住了王一漫。 教导主任办公室内，王一漫端坐在办公桌对面，低头垂目，放在膝盖上的双手微微收紧。戴娟坐在办公桌后，语气温和却严肃地注视着她。 王一漫眼眶泛红，强忍着泪水紧紧抿了抿嘴唇，抬起眼眸望向戴主任，声音微颤地小声致歉。</w:t>
               <w:br/>
@@ -1317,21 +1273,10 @@
             <w:shd w:fill="F7FAFC"/>
           </w:tcPr>
           <w:p>
-            <w:pPr>
-              <w:spacing w:before="40" w:after="40" w:line="341" w:lineRule="auto"/>
-              <w:jc w:val="left"/>
-            </w:pPr>
-            <w:r/>
             <w:r>
-              <w:rPr>
-                <w:rFonts w:ascii="Times New Roman" w:hAnsi="Times New Roman" w:eastAsia="宋体"/>
-                <w:b w:val="0"/>
-                <w:color w:val="191919"/>
-                <w:sz w:val="19"/>
-              </w:rPr>
               <w:t>【出场人物】尚雪、王一漫、戴娟、贴吧匿名帖（画外音）、贴吧跟帖（画外音）、徐图图、赵左右</w:t>
               <w:br/>
-              <w:t>【本场戏剧功能与导演调度任务】教学楼偏僻的器材室走廊窗边，王一漫独自一人背靠着窗台站立，一边默默流着眼泪，一边大口大口机械地咬着手里的一只红苹果，试图用吞咽动作把委屈硬生生咽回肚子里。十六岁的徐图图正好从楼梯间拾级而上，听到隐约的抽泣声，看到王一漫的身影后体贴地停下脚步，悄悄躲在转角墙后没有上前打扰。 就在这……</w:t>
+              <w:t>【本场戏剧功能与导演调度任务】【中点转折与矛盾升级调度】以「内/外　教学楼楼梯拐角·主任办公室与室外红砖连廊 — 日」为物理容器，聚焦（尚雪、王一漫、戴娟、贴吧匿名帖（画外音）、贴吧跟帖（画外音）、徐图图、赵左右）的对手戏力场，核心导演任务在于：通过生活化微动作与潜台词交锋外化角色心理位移，衔接前后场因果链条。</w:t>
               <w:br/>
               <w:t>【完整剧情推进与动作细节】教学楼偏僻的器材室走廊窗边，王一漫独自一人背靠着窗台站立，一边默默流着眼泪，一边大口大口机械地咬着手里的一只红苹果，试图用吞咽动作把委屈硬生生咽回肚子里。十六岁的徐图图正好从楼梯间拾级而上，听到隐约的抽泣声，看到王一漫的身影后体贴地停下脚步，悄悄躲在转角墙后没有上前打扰。 就在这时，头戴发夹的闺蜜尚雪快步走到王一漫身旁，伸手搭住她的肩膀哄劝。王一漫连忙擦了擦眼泪，勉强扯出一丝微笑。 王一漫双手紧握着被咬出缺口的红苹果，眼泪顺着脸颊滑落，却依然真诚而克制地替赵左右说话；墙角后的徐图图静静听着。 不料尚雪双手抱胸，撇着嘴满脸不屑地抛出了惊人揣测！墙角后的徐图图眼神猛地一惊。 王一漫皱起眉头，转过头严肃地制止尚雪胡乱猜疑。 尚雪急忙凑近半步，压低声音绘声绘色地搬出了所谓的“人证”；躲在墙后的徐图图屏住呼吸，眉头紧锁，眼神变得不安起来。 王一漫握着苹果迟疑地摇了摇头，依然坚持维护赵左右的人品。 尚雪恨铁不成钢地叹了口气，转身大步流星地朝主任办公室方向走去；墙后的徐图图神色慌张地贴墙目送，急忙悄悄跟了上去。</w:t>
               <w:br/>
@@ -1384,21 +1329,10 @@
             </w:tcMar>
           </w:tcPr>
           <w:p>
-            <w:pPr>
-              <w:spacing w:before="40" w:after="40" w:line="341" w:lineRule="auto"/>
-              <w:jc w:val="left"/>
-            </w:pPr>
-            <w:r/>
             <w:r>
-              <w:rPr>
-                <w:rFonts w:ascii="Times New Roman" w:hAnsi="Times New Roman" w:eastAsia="宋体"/>
-                <w:b w:val="0"/>
-                <w:color w:val="191919"/>
-                <w:sz w:val="19"/>
-              </w:rPr>
               <w:t>【出场人物】地理老师、赵左右、地理老师（画外音）、食堂学生甲（画外音）、食堂学生乙（画外音）、荀未来、戴娟</w:t>
               <w:br/>
-              <w:t>【本场戏剧功能与导演调度任务】下午的高一十班地理试卷讲评课上，黑板上画着“海陆热力性质差异”与气压环流图。地理男老师站在讲台前整理了一下试卷，抬头扫视全班。 全班同学的目光齐刷刷投向后排。赵左右停顿了两秒，从座位上站起身来——那道题其实正是他考试前夜从绝密试卷袋里抽出来不小心瞄到的第一道选择题！面对全班的注视……</w:t>
+              <w:t>【本场戏剧功能与导演调度任务】【中点转折与矛盾升级调度】以「内　高一十班地理课·学校食堂与教导主任办公室 — 日」为物理容器，聚焦（地理老师、赵左右、地理老师（画外音）、食堂学生甲（画外音）、食堂学生乙（画外音）、荀未来、戴娟）的对手戏力场，核心导演任务在于：引爆学业分科抉择、少年良知与同窗义气冲突。</w:t>
               <w:br/>
               <w:t>【完整剧情推进与动作细节】下午的高一十班地理试卷讲评课上，黑板上画着“海陆热力性质差异”与气压环流图。地理男老师站在讲台前整理了一下试卷，抬头扫视全班。 全班同学的目光齐刷刷投向后排。赵左右停顿了两秒，从座位上站起身来——那道题其实正是他考试前夜从绝密试卷袋里抽出来不小心瞄到的第一道选择题！面对全班的注视，赵左右目视前方，面不改色地撒了谎；前排的荀未来猛然回过头，死死盯住他。 而在教室后门外的走廊窗边，班主任戴娟正面色阴沉地透过门窗玻璃缝隙紧盯着撒谎的赵左右，听到地理老师说“你运气不错啊，坐吧”，戴娟冷着脸转身离去。 傍晚的学校食堂里，关于赵左右半夜偷题的流言已经传遍全校。赵左右独自坐在窗边低头吃饭，不远处的餐桌旁，几名学生正对着他的方向指指点点大声议论，坐在旁边的荀未来听得脸色铁青。 同桌的另一名学生啧啧摇头，压低声音附和。 荀未来再也坐不住了，铁青着脸端起餐盘站起身，大步流星地走到赵左右餐桌前，伸手重重敲了敲桌面！赵左右抬起头，冷漠地看着他。 赵左右放下筷子，嘴角带着刺反唇相讥。 荀未来俯下身双手撑着桌面，压低声音严厉地命令十六岁的自己。</w:t>
               <w:br/>
@@ -1453,21 +1387,10 @@
             <w:shd w:fill="F7FAFC"/>
           </w:tcPr>
           <w:p>
-            <w:pPr>
-              <w:spacing w:before="40" w:after="40" w:line="341" w:lineRule="auto"/>
-              <w:jc w:val="left"/>
-            </w:pPr>
-            <w:r/>
             <w:r>
-              <w:rPr>
-                <w:rFonts w:ascii="Times New Roman" w:hAnsi="Times New Roman" w:eastAsia="宋体"/>
-                <w:b w:val="0"/>
-                <w:color w:val="191919"/>
-                <w:sz w:val="19"/>
-              </w:rPr>
               <w:t>【出场人物】赵了、赵左右、赵东来、赵东来（画外音）、徐图图（批注画外音）</w:t>
               <w:br/>
-              <w:t>【本场戏剧功能与导演调度任务】寒夜漫漫，身穿红黑拼色三道杠羽绒服的十六岁赵左右背着书包独自走回福慧家园楼下，仰头望着五楼自家亮着温暖灯光的窗户，却不敢迈步上楼，长叹一口气走到院子里的积雪长椅上颓然坐下。 脚步声踏雪而来，头戴黑色棒球帽、身穿米黄色立领厚羽绒服的六十六岁赵了笑眯眯地走到长椅旁站定，温和地明知故问……</w:t>
+              <w:t>【本场戏剧功能与导演调度任务】【叙事推进与人物关系博弈调度】以「外/内　家属院雪地长椅与501室赵左右家（客厅与卧室） — 夜」为物理容器，聚焦（赵了、赵左右、赵东来、赵东来（画外音）、徐图图（批注画外音））的对手戏力场，核心导演任务在于：通过生活化微动作与潜台词交锋外化角色心理位移，衔接前后场因果链条。</w:t>
               <w:br/>
               <w:t>【完整剧情推进与动作细节】寒夜漫漫，身穿红黑拼色三道杠羽绒服的十六岁赵左右背着书包独自走回福慧家园楼下，仰头望着五楼自家亮着温暖灯光的窗户，却不敢迈步上楼，长叹一口气走到院子里的积雪长椅上颓然坐下。 脚步声踏雪而来，头戴黑色棒球帽、身穿米黄色立领厚羽绒服的六十六岁赵了笑眯眯地走到长椅旁站定，温和地明知故问。 赵左右抬起头认出赵爷爷，眼神闪烁着垂下眼帘。 赵了拂开长椅上的浮雪，在十六岁的自己身旁坐下，慈祥地打趣道。 赵左右低着头闷闷地否认。 赵了轻笑一声，侧过头注视着少年紧绷的侧脸，耐心地用真心换真心。 听到这句话，满腹委屈无处倾诉的十六岁赵左右鼻子一酸，终于向这位慈祥的“赵爷爷”敞开了心扉。 赵了收敛笑意，认真地看着他追问。赵左右沉默地低下头。</w:t>
               <w:br/>
@@ -1520,21 +1443,10 @@
             </w:tcMar>
           </w:tcPr>
           <w:p>
-            <w:pPr>
-              <w:spacing w:before="40" w:after="40" w:line="341" w:lineRule="auto"/>
-              <w:jc w:val="left"/>
-            </w:pPr>
-            <w:r/>
             <w:r>
-              <w:rPr>
-                <w:rFonts w:ascii="Times New Roman" w:hAnsi="Times New Roman" w:eastAsia="宋体"/>
-                <w:b w:val="0"/>
-                <w:color w:val="191919"/>
-                <w:sz w:val="19"/>
-              </w:rPr>
               <w:t>【出场人物】戴娟、赵东来、罗爱文、荀未来、赵左右、徐图图、戴娟（广播画外音）、陈明（广播画外音）、陈明</w:t>
               <w:br/>
-              <w:t>【本场戏剧功能与导演调度任务】次日清晨，刀子嘴豆腐心的父亲赵东来还是穿戴整齐，双手插在灰绿色连帽羽绒服兜里，阴沉着脸跟在儿子赵左右身后走进长林八中校园。迎面抱书走过的陈明看到父子俩的背影，停下脚步回头深深看了一眼。 教导主任办公室内，戴娟端坐在办公桌后，赵东来一改昨晚在家里的暴脾气，局促不安地坐在对面赔着笑脸……</w:t>
+              <w:t>【本场戏剧功能与导演调度任务】【叙事推进与人物关系博弈调度】以「外/内　长林八中雪地步道·主任办公室·学校食堂与广播室 — 日」为物理容器，聚焦（戴娟、赵东来、罗爱文、荀未来、赵左右、徐图图、戴娟（广播画外音）、陈明（广播画外音）、陈明）的对手戏力场，核心导演任务在于：深化中国式原生家庭“刀子嘴与避风港”的代际情感共振；利用跨时空媒介错位与同源生理本能推进身份掉马与主体性宣战。</w:t>
               <w:br/>
               <w:t>【完整剧情推进与动作细节】次日清晨，刀子嘴豆腐心的父亲赵东来还是穿戴整齐，双手插在灰绿色连帽羽绒服兜里，阴沉着脸跟在儿子赵左右身后走进长林八中校园。迎面抱书走过的陈明看到父子俩的背影，停下脚步回头深深看了一眼。 教导主任办公室内，戴娟端坐在办公桌后，赵东来一改昨晚在家里的暴脾气，局促不安地坐在对面赔着笑脸，赵左右低头站在父亲身旁。戴娟开门见山地开口。 赵东来尴尬地干笑了两声，转头狠狠瞪了身旁的儿子一眼，随即收起笑容，身体前倾诚恳地替儿子向戴主任辩解；旁边的赵左右余光看着维护自己的父亲，眼波微动。 戴娟神色严肃，逐条列出监控与课堂提问的铁证；赵东来听得脸色愈发凝重。 赵东来急得伸手拍了一下赵左右的胳膊，催促儿子把昨晚在家说的实情讲出来；赵左右却因为昨天已经撒过一次谎，低头紧抿双唇一言不发。 戴娟一听这话更是气极反笑，指着赵左右步步紧逼地反问；赵东来顿时面色灰败、哑口无言。 眼看证据确凿，一生要面子的赵东来为了儿子的前途，毫不犹豫地放下所有尊严，欠起身子满脸卑微地向戴娟赔笑哀求；站在一旁的十六岁赵左右看着父亲卑微弯下的脊梁，心如刀割。 戴娟神色冷淡而坚决地摆了摆手，而在办公室门外的走廊木墙边，赶来的陈明正贴在门边，亲耳听到了戴娟作出的严厉处分决定！门外的陈明低垂下眼眸，双手紧紧攥成了拳头。</w:t>
               <w:br/>
@@ -1589,21 +1501,10 @@
             <w:shd w:fill="F7FAFC"/>
           </w:tcPr>
           <w:p>
-            <w:pPr>
-              <w:spacing w:before="40" w:after="40" w:line="341" w:lineRule="auto"/>
-              <w:jc w:val="left"/>
-            </w:pPr>
-            <w:r/>
             <w:r>
-              <w:rPr>
-                <w:rFonts w:ascii="Times New Roman" w:hAnsi="Times New Roman" w:eastAsia="宋体"/>
-                <w:b w:val="0"/>
-                <w:color w:val="191919"/>
-                <w:sz w:val="19"/>
-              </w:rPr>
               <w:t>【出场人物】戴娟、赵左右、荀未来＆罗爱文＆徐图图、赵左右（闪回）、陈明（闪回）</w:t>
               <w:br/>
-              <w:t>【本场戏剧功能与导演调度任务】高一十班安静的自习课上，班主任戴娟走到教室后门，平静地唤出赵左右。 赵左右站起身走出教室。走廊宣传栏旁，荀未来、罗爱文、徐图图三人像叠罗汉一样扒在教室后门框边探头偷听。走廊窗前，戴娟双手交叠看着赵左右，宣布了学校的最终决定（正是66岁赵了昨晚在雪地长椅支的那一招）。</w:t>
+              <w:t>【本场戏剧功能与导演调度任务】【片尾断章/高潮尾钩（Cliffhanger）调度】以「内/外　高一十班走廊·主任办公室重考与走廊掌掴 — 日/夜」为物理容器，聚焦（戴娟、赵左右、荀未来＆罗爱文＆徐图图、赵左右（闪回）、陈明（闪回））的对手戏力场，核心导演任务在于：引爆学业分科抉择、少年良知与同窗义气冲突。</w:t>
               <w:br/>
               <w:t>【完整剧情推进与动作细节】高一十班安静的自习课上，班主任戴娟走到教室后门，平静地唤出赵左右。 赵左右站起身走出教室。走廊宣传栏旁，荀未来、罗爱文、徐图图三人像叠罗汉一样扒在教室后门框边探头偷听。走廊窗前，戴娟双手交叠看着赵左右，宣布了学校的最终决定（正是66岁赵了昨晚在雪地长椅支的那一招）。 赵左右非但没有先关心自己的处分，反而第一时间急切地追问陈明的情况。 戴娟板起脸孔，不悦地打断他。 赵左右低下头又猛地抬起眼眸，语气无比坚决地向戴娟请求。 戴娟闭上眼轻叹了一口气，睁开眼郑重地告诫他。 下午两点十六分（墙上SANXIN石英钟定格），教导主任办公室内，赵左右独自坐在办公桌前，手握白色圆珠笔在全新的文综试卷与答题卡上奋笔疾书。办公室外窗台下，荀未来、罗爱文、徐图图、王一漫四人整整齐齐地扒着窗沿往里张望，紧张地小声祈祷打气。 办公室内，赵左右全神贯注地在答题卡主观题第38题上飞快书写着“秦淮河水通量随汛期大小变化，具有明显的季节性变化……”；挂钟指针走到三点十八分，赵左右写完最后一个字，检查完卷面露出了自信释然的微笑。窗外偷看的四人组见状相视一笑，连忙猫腰溜走。</w:t>
               <w:br/>
@@ -1656,21 +1557,10 @@
             </w:tcMar>
           </w:tcPr>
           <w:p>
-            <w:pPr>
-              <w:spacing w:before="40" w:after="40" w:line="341" w:lineRule="auto"/>
-              <w:jc w:val="left"/>
-            </w:pPr>
-            <w:r/>
             <w:r>
-              <w:rPr>
-                <w:rFonts w:ascii="Times New Roman" w:hAnsi="Times New Roman" w:eastAsia="宋体"/>
-                <w:b w:val="0"/>
-                <w:color w:val="191919"/>
-                <w:sz w:val="19"/>
-              </w:rPr>
               <w:t>【出场人物】赵了、荀未来</w:t>
               <w:br/>
-              <w:t>【本场戏剧功能与导演调度任务】夜晚的五零二室客厅内，身穿浅灰色羊羔绒开衫的六十六岁赵了正坐在沙发上把玩着紫砂茶壶。房门推开，身穿八中蓝白校服的四十一岁荀未来满脸疲惫地走了进来，抱起一只沙发抱枕仰头瘫靠在沙发背上，长长地叹了一口气。赵了转过头警惕地询问。 荀未来直起身子抱紧怀里的抱枕，摇了摇头。</w:t>
+              <w:t>【本场戏剧功能与导演调度任务】【片尾断章/高潮尾钩（Cliffhanger）调度】以「内　502室赵了家客厅与三条鱼漫画屋（里间与洗漱镜前） — 夜/晨」为物理容器，聚焦（赵了、荀未来）的对手戏力场，核心导演任务在于：引爆学业分科抉择、少年良知与同窗义气冲突。</w:t>
               <w:br/>
               <w:t>【完整剧情推进与动作细节】夜晚的五零二室客厅内，身穿浅灰色羊羔绒开衫的六十六岁赵了正坐在沙发上把玩着紫砂茶壶。房门推开，身穿八中蓝白校服的四十一岁荀未来满脸疲惫地走了进来，抱起一只沙发抱枕仰头瘫靠在沙发背上，长长地叹了一口气。赵了转过头警惕地询问。 荀未来直起身子抱紧怀里的抱枕，摇了摇头。 赵了不解地看着他。 荀未来眼神黯然，低声吐出了一个令两人始料未及的沉重消息！赵了闻言大吃一惊：“啊？！” 荀未来低下头，回忆着当年高一历史里原本的假象与今天才揭开的残酷真相。 赵了伸手追问。 荀未来苦笑了一声反问。 赵了瞬间想通了前因后果，恍然大悟地点了点头。</w:t>
               <w:br/>

--- a/01_《三人行》全24集全流程标杆成品库/03_剧作结构、悬念节奏与视听解码/EP11_《三人行》第十一集《YOU WIN》剧作结构、悬念节奏与视听解码.docx
+++ b/01_《三人行》全24集全流程标杆成品库/03_剧作结构、悬念节奏与视听解码/EP11_《三人行》第十一集《YOU WIN》剧作结构、悬念节奏与视听解码.docx
@@ -139,7 +139,7 @@
           <w:color w:val="141414"/>
           <w:sz w:val="21"/>
         </w:rPr>
-        <w:t>1. 【EP03“黑鸽子监控”伏笔的科学落地（第11-1场）】：彻底解开了EP03第3-4场赵了电脑上“黑鸽子为您持续远程监控中”的来源——原来穿越者除了兑换货币什么未来科技都带不过来，那是赵了在2008年托人买的两张木马病毒芯片（黑鸽子v2.1，类比当年熊猫烧香），小赵手机在除夕夜冰湖摔坏后屏幕监控失效，由程序员荀未来远程软修恢复了音频监听通道。</w:t>
+        <w:t>1. 【EP03“黑鸽子监控”伏笔的科学落地】：彻底解开了EP03赵了电脑上“黑鸽子为您持续远程监控中”的来源——原来穿越者除了兑换货币什么未来科技都带不过来，那是赵了在2008年托人买的两张木马病毒芯片（黑鸽子v2.1，类比当年熊猫烧香），小赵手机在除夕夜冰湖摔坏后屏幕监控失效，由程序员荀未来远程软修恢复了音频监听通道。</w:t>
       </w:r>
     </w:p>
     <w:p>
@@ -155,7 +155,7 @@
           <w:color w:val="141414"/>
           <w:sz w:val="21"/>
         </w:rPr>
-        <w:t>2. 【EP10放榜记忆偏差的修正（第11-5场）】：精妙揭示了EP10第10-8场荀未来记忆中“赵左右总分第一”只是抓重点的夸张印象，完整放榜实情是方志杰第一、赵左右总分第9（进步10名）但文综单科全班第3，戴娟以“没说前五名是总分”破格留任其班长，从而严丝合缝地引出了王一漫跌出前五哭泣与尚雪举报偷题的因果链条。</w:t>
+        <w:t>2. 【EP10放榜记忆偏差的修正】：精妙揭示了EP10荀未来记忆中“赵左右总分第一”只是抓重点的夸张印象，完整放榜实情是方志杰第一、赵左右总分第9（进步10名）但文综单科全班第3，戴娟以“没说前五名是总分”破格留任其班长，从而严丝合缝地引出了王一漫跌出前五哭泣与尚雪举报偷题的因果链条。</w:t>
       </w:r>
     </w:p>
     <w:p>
@@ -171,7 +171,7 @@
           <w:color w:val="141414"/>
           <w:sz w:val="21"/>
         </w:rPr>
-        <w:t>3. 【考前夜办公室10分钟的完整真相（第11-1/8/10场三段式剥笋）】：编剧采用罗生门式的三段剥笋结构——第一段（11-1）荀未来与赵了在监听里听到“你要帮我保守这个秘密”；第二段（11-8）赵左右在雪地长椅向赵了坦白自己只看第一题便放回；第三段（11-10）重考结束后完整闪回赵左右拔掉温热的电脑插头、陈明从书架后现身清空回收站CS游戏并说出“无论有没有天赋，努力一定有用，你也在努力对抗属于你的难题，不是吗”，将两颗孤独少年的心紧紧系在一起。</w:t>
+        <w:t>3. 【考前夜办公室10分钟的完整真相（第11-1/8/10场三段式剥笋）】：编剧采用罗生门式的三段剥笋结构——第一段荀未来与赵了在监听里听到“你要帮我保守这个秘密”；第二段赵左右在雪地长椅向赵了坦白自己只看第一题便放回；第三段重考结束后完整闪回赵左右拔掉温热的电脑插头、陈明从书架后现身清空回收站CS游戏并说出“无论有没有天赋，努力一定有用，你也在努力对抗属于你的难题，不是吗”，将两颗孤独少年的心紧紧系在一起。</w:t>
       </w:r>
     </w:p>
     <w:tbl>
@@ -250,8 +250,6 @@
                 <w:b/>
               </w:rPr>
               <w:t>两张“黑鸽子V2.1”木马芯片与监听耳机</w:t>
-              <w:br/>
-              <w:t>（11-1场）</w:t>
             </w:r>
           </w:p>
         </w:tc>
@@ -302,8 +300,6 @@
                 <w:b/>
               </w:rPr>
               <w:t>戴娟办公室铁皮柜里的《文综摸底试卷》</w:t>
-              <w:br/>
-              <w:t>（11-8／11-10场）</w:t>
             </w:r>
           </w:p>
         </w:tc>
@@ -354,8 +350,6 @@
                 <w:b/>
               </w:rPr>
               <w:t>办公室电脑D盘“往年资料”文件夹（CS游戏）</w:t>
-              <w:br/>
-              <w:t>（11-11场）</w:t>
             </w:r>
           </w:p>
         </w:tc>
@@ -406,8 +400,6 @@
                 <w:b/>
               </w:rPr>
               <w:t>荀未来一夜疯长的及肩长卷发与络腮胡</w:t>
-              <w:br/>
-              <w:t>（11-12场）</w:t>
             </w:r>
           </w:p>
         </w:tc>
@@ -481,7 +473,7 @@
           <w:color w:val="141414"/>
           <w:sz w:val="21"/>
         </w:rPr>
-        <w:t>• 起承转合五幕戏剧节拍与冷开场/强尾钩排布（B账）：• 冷开场（11-1至11-4）：考前夜502室赵了与荀未来用2008木马芯片“黑鸽子v2.1”监听到小赵在办公室与人约定保守秘密；男生宿舍D203寝室里，陈明接管键鼠盲狙穿烟秒杀挑衅室友，屏幕弹出“你赢了 YOU WIN”，甩下一句“真不爷们儿”潇洒离去； • 第一幕（11-5至11-6）：还原开学考完整放榜——总分第一是方志杰，赵左右总分第9但文综第3，戴娟以“文综第三也是前五”破格留任其班长；跌出前五的王一漫在楼梯拐角流泪大口啃红苹果，制止闺蜜尚雪造谣小赵作弊； • 第二幕（11-7至11-8）：地理课小赵答不出自己偷瞄到的那道选A压轴题思路；八中贴吧曝出“落了个落”匿名作弊帖，戴娟调监控并凭“办公室只有圆珠笔而作业是水笔”拆穿小赵谎言勒令叫家长；雪地长椅上小赵向赵了坦白只看了第一题便良知觉醒塞回试卷（以头抵铁柜门懊悔），但死守承诺绝不供出陈明； • 第三幕（11-9）：赵东来穿戴整齐陪儿子去主任室卑微赔笑求情；食堂里徐图图迎着非议坐到小赵对面分他一半鸡翅并畅想“弹幕”；当广播里戴娟准备宣读留校察看处分时，陈明冲进广播室锁门，对着全校麦克风自曝每晚在主任电脑D盘偷打CS游戏的秘密，以此作证赵左右只看了第一题就放回考卷！ • 第四幕（11-10）：按赵了昨晚支的招，戴娟给小赵同难度文综卷重考自证机会（窗外荀未来、罗爱文、徐图图、王一漫四人叠罗汉扒窗祈祷），小赵重考比原分还高两分降为严重警告并卸任班长；而在二楼走廊，暴怒的陈父当众狠扇陈明耳光并强行办了退学！ • 第五幕尾钩（11-11）：陈明退学令众人痛心；次日清晨，荀未来在漫画屋洗漱镜前抬头，惊恐发现自己竟在一夜之间突变为一头狂乱蓬松的及肩长卷发与满脸浓密络腮胡！</w:t>
+        <w:t>• 起承转合五幕戏剧节拍与冷开场/强尾钩排布（B账）：• 冷开场：考前夜502室赵了与荀未来用2008木马芯片“黑鸽子v2.1”监听到小赵在办公室与人约定保守秘密；男生宿舍D203寝室里，陈明接管键鼠盲狙穿烟秒杀挑衅室友，屏幕弹出“你赢了 YOU WIN”，甩下一句“真不爷们儿”潇洒离去； • 第一幕：还原开学考完整放榜——总分第一是方志杰，赵左右总分第9但文综第3，戴娟以“文综第三也是前五”破格留任其班长；跌出前五的王一漫在楼梯拐角流泪大口啃红苹果，制止闺蜜尚雪造谣小赵作弊； • 第二幕：地理课小赵答不出自己偷瞄到的那道选A压轴题思路；八中贴吧曝出“落了个落”匿名作弊帖，戴娟调监控并凭“办公室只有圆珠笔而作业是水笔”拆穿小赵谎言勒令叫家长；雪地长椅上小赵向赵了坦白只看了第一题便良知觉醒塞回试卷（以头抵铁柜门懊悔），但死守承诺绝不供出陈明； • 第三幕：赵东来穿戴整齐陪儿子去主任室卑微赔笑求情；食堂里徐图图迎着非议坐到小赵对面分他一半鸡翅并畅想“弹幕”；当广播里戴娟准备宣读留校察看处分时，陈明冲进广播室锁门，对着全校麦克风自曝每晚在主任电脑D盘偷打CS游戏的秘密，以此作证赵左右只看了第一题就放回考卷！ • 第四幕：按赵了昨晚支的招，戴娟给小赵同难度文综卷重考自证机会（窗外荀未来、罗爱文、徐图图、王一漫四人叠罗汉扒窗祈祷），小赵重考比原分还高两分降为严重警告并卸任班长；而在二楼走廊，暴怒的陈父当众狠扇陈明耳光并强行办了退学！ • 第五幕尾钩：陈明退学令众人痛心；次日清晨，荀未来在漫画屋洗漱镜前抬头，惊恐发现自己竟在一夜之间突变为一头狂乱蓬松的及肩长卷发与满脸浓密络腮胡！</w:t>
       </w:r>
     </w:p>
     <w:tbl>
@@ -811,17 +803,17 @@
                 <w:color w:val="191919"/>
                 <w:sz w:val="19"/>
               </w:rPr>
-              <w:t>• 冷开场（11-1至11-4）：考前夜502室赵了与荀未来用2008木马芯片“黑鸽子v2.1”监听到小赵在办公室与人约定保守秘密；男生宿舍D203寝室里，陈明接管键鼠盲狙穿烟秒杀挑衅室友，屏幕弹出“你赢了 YOU WIN”，甩下一句“真不爷们儿”潇洒离去；</w:t>
+              <w:t>• 冷开场：考前夜502室赵了与荀未来用2008木马芯片“黑鸽子v2.1”监听到小赵在办公室与人约定保守秘密；男生宿舍D203寝室里，陈明接管键鼠盲狙穿烟秒杀挑衅室友，屏幕弹出“你赢了 YOU WIN”，甩下一句“真不爷们儿”潇洒离去；</w:t>
               <w:br/>
-              <w:t>• 第一幕（11-5至11-6）：还原开学考完整放榜——总分第一是方志杰，赵左右总分第9但文综第3，戴娟以“文综第三也是前五”破格留任其班长；跌出前五的王一漫在楼梯拐角流泪大口啃红苹果，制止闺蜜尚雪造谣小赵作弊；</w:t>
+              <w:t>• 第一幕：还原开学考完整放榜——总分第一是方志杰，赵左右总分第9但文综第3，戴娟以“文综第三也是前五”破格留任其班长；跌出前五的王一漫在楼梯拐角流泪大口啃红苹果，制止闺蜜尚雪造谣小赵作弊；</w:t>
               <w:br/>
-              <w:t>• 第二幕（11-7至11-8）：地理课小赵答不出自己偷瞄到的那道选A压轴题思路；八中贴吧曝出“落了个落”匿名作弊帖，戴娟调监控并凭“办公室只有圆珠笔而作业是水笔”拆穿小赵谎言勒令叫家长；雪地长椅上小赵向赵了坦白只看了第一题便良知觉醒塞回试卷（以头抵铁柜门懊悔），但死守承诺绝不供出陈明；</w:t>
+              <w:t>• 第二幕：地理课小赵答不出自己偷瞄到的那道选A压轴题思路；八中贴吧曝出“落了个落”匿名作弊帖，戴娟调监控并凭“办公室只有圆珠笔而作业是水笔”拆穿小赵谎言勒令叫家长；雪地长椅上小赵向赵了坦白只看了第一题便良知觉醒塞回试卷（以头抵铁柜门懊悔），但死守承诺绝不供出陈明；</w:t>
               <w:br/>
-              <w:t>• 第三幕（11-9）：赵东来穿戴整齐陪儿子去主任室卑微赔笑求情；食堂里徐图图迎着非议坐到小赵对面分他一半鸡翅并畅想“弹幕”；当广播里戴娟准备宣读留校察看处分时，陈明冲进广播室锁门，对着全校麦克风自曝每晚在主任电脑D盘偷打CS游戏的秘密，以此作证赵左右只看了第一题就放回考卷！</w:t>
+              <w:t>• 第三幕：赵东来穿戴整齐陪儿子去主任室卑微赔笑求情；食堂里徐图图迎着非议坐到小赵对面分他一半鸡翅并畅想“弹幕”；当广播里戴娟准备宣读留校察看处分时，陈明冲进广播室锁门，对着全校麦克风自曝每晚在主任电脑D盘偷打CS游戏的秘密，以此作证赵左右只看了第一题就放回考卷！</w:t>
               <w:br/>
-              <w:t>• 第四幕（11-10）：按赵了昨晚支的招，戴娟给小赵同难度文综卷重考自证机会（窗外荀未来、罗爱文、徐图图、王一漫四人叠罗汉扒窗祈祷），小赵重考比原分还高两分降为严重警告并卸任班长；而在二楼走廊，暴怒的陈父当众狠扇陈明耳光并强行办了退学！</w:t>
+              <w:t>• 第四幕：按赵了昨晚支的招，戴娟给小赵同难度文综卷重考自证机会（窗外荀未来、罗爱文、徐图图、王一漫四人叠罗汉扒窗祈祷），小赵重考比原分还高两分降为严重警告并卸任班长；而在二楼走廊，暴怒的陈父当众狠扇陈明耳光并强行办了退学！</w:t>
               <w:br/>
-              <w:t>• 第五幕尾钩（11-11）：陈明退学令众人痛心；次日清晨，荀未来在漫画屋洗漱镜前抬头，惊恐发现自己竟在一夜之间突变为一头狂乱蓬松的及肩长卷发与满脸浓密络腮胡！</w:t>
+              <w:t>• 第五幕尾钩：陈明退学令众人痛心；次日清晨，荀未来在漫画屋洗漱镜前抬头，惊恐发现自己竟在一夜之间突变为一头狂乱蓬松的及肩长卷发与满脸浓密络腮胡！</w:t>
             </w:r>
           </w:p>
         </w:tc>

--- a/01_《三人行》全24集全流程标杆成品库/03_剧作结构、悬念节奏与视听解码/EP11_《三人行》第十一集《YOU WIN》剧作结构、悬念节奏与视听解码.docx
+++ b/01_《三人行》全24集全流程标杆成品库/03_剧作结构、悬念节奏与视听解码/EP11_《三人行》第十一集《YOU WIN》剧作结构、悬念节奏与视听解码.docx
@@ -171,7 +171,7 @@
           <w:color w:val="141414"/>
           <w:sz w:val="21"/>
         </w:rPr>
-        <w:t>3. 【考前夜办公室10分钟的完整真相（第11-1/8/10场三段式剥笋）】：编剧采用罗生门式的三段剥笋结构——第一段荀未来与赵了在监听里听到“你要帮我保守这个秘密”；第二段赵左右在雪地长椅向赵了坦白自己只看第一题便放回；第三段重考结束后完整闪回赵左右拔掉温热的电脑插头、陈明从书架后现身清空回收站CS游戏并说出“无论有没有天赋，努力一定有用，你也在努力对抗属于你的难题，不是吗”，将两颗孤独少年的心紧紧系在一起。</w:t>
+        <w:t>3. 【考前夜办公室10分钟的完整真相（三段式剥笋）】：编剧采用罗生门式的三段剥笋结构——第一段荀未来与赵了在监听里听到“你要帮我保守这个秘密”；第二段赵左右在雪地长椅向赵了坦白自己只看第一题便放回；第三段重考结束后完整闪回赵左右拔掉温热的电脑插头、陈明从书架后现身清空回收站CS游戏并说出“无论有没有天赋，努力一定有用，你也在努力对抗属于你的难题，不是吗”，将两颗孤独少年的心紧紧系在一起。</w:t>
       </w:r>
     </w:p>
     <w:tbl>
@@ -553,9 +553,7 @@
         </w:tc>
       </w:tr>
       <w:tr>
-        <w:trPr>
-          <w:cantSplit/>
-        </w:trPr>
+        <w:trPr/>
         <w:tc>
           <w:tcPr>
             <w:tcW w:type="dxa" w:w="2808"/>
@@ -602,7 +600,9 @@
               <w:spacing w:before="40" w:after="40" w:line="341" w:lineRule="auto"/>
               <w:jc w:val="left"/>
             </w:pPr>
-            <w:r/>
+            <w:r>
+              <w:t>【本集客观时间线事件链】：考前夜赵了与荀未来用2008木马芯片“黑鸽子v2.1”监听到小赵在办公室与人约定保守秘密；男生宿舍D203里练成狙击的陈明接管键鼠盲狙穿烟秒杀挑衅室友弹出“你赢了 YOU WIN”；完整放榜揭晓总分第一为方志杰，赵左右总分第9但文综第3获戴娟破格留任班长；八中贴吧曝出文综作弊帖，戴娟调监控并凭“办公室只有圆珠笔而作业本是水笔字迹”拆穿赵左右撒谎；雪地长椅上赵左右向赵了坦白自己只看到第一题便良知觉醒塞回试卷，且替陈明保密；次日当广播宣读处分时，陈明冲进广播室向全校自曝每晚在主任电脑D盘偷打CS游戏的秘密，以此作证赵左右只看了第一题就放回考卷！赵左右重考比原分还高两分降为警告并卸任班长，陈明却遭父亲当众掌掴办退学；片尾清晨荀未来在漫画屋镜前惊见自己一夜突变为及肩长卷发与满脸络腮胡！</w:t>
+            </w:r>
             <w:r>
               <w:rPr>
                 <w:rFonts w:ascii="Times New Roman" w:hAnsi="Times New Roman" w:eastAsia="宋体"/>
@@ -610,15 +610,12 @@
                 <w:color w:val="191919"/>
                 <w:sz w:val="19"/>
               </w:rPr>
-              <w:t>【本集客观时间线事件链】：考前夜赵了与荀未来用2008木马芯片“黑鸽子v2.1”监听到小赵在办公室与人约定保守秘密；男生宿舍D203里练成狙击的陈明接管键鼠盲狙穿烟秒杀挑衅室友弹出“你赢了 YOU WIN”；完整放榜揭晓总分第一为罗爱文（方志杰），赵左右总分第9但文综第3获戴娟破格留任班长；八中贴吧曝出文综作弊帖，戴娟调监控并凭“办公室只有圆珠笔而作业本是水笔字迹”拆穿赵左右撒谎；雪地长椅上赵左右向赵了坦白自己只看到第一题便良知觉醒塞回试卷，且替陈明保密；次日当广播宣读处分时，陈明冲进广播室向全校自曝每晚在主任电脑D盘偷打CS游戏的秘密，以此作证赵左右只看了第一题就放回考卷！赵左右重考比原分还高两分降为警告并卸任班长，陈明却遭父亲当众掌掴办退学；片尾清晨荀未来在漫画屋镜前惊见自己一夜突变为及肩长卷发与满脸络腮胡！</w:t>
             </w:r>
           </w:p>
         </w:tc>
       </w:tr>
       <w:tr>
-        <w:trPr>
-          <w:cantSplit/>
-        </w:trPr>
+        <w:trPr/>
         <w:tc>
           <w:tcPr>
             <w:tcW w:type="dxa" w:w="2808"/>
@@ -681,9 +678,7 @@
         </w:tc>
       </w:tr>
       <w:tr>
-        <w:trPr>
-          <w:cantSplit/>
-        </w:trPr>
+        <w:trPr/>
         <w:tc>
           <w:tcPr>
             <w:tcW w:type="dxa" w:w="2808"/>
@@ -744,9 +739,7 @@
         </w:tc>
       </w:tr>
       <w:tr>
-        <w:trPr>
-          <w:cantSplit/>
-        </w:trPr>
+        <w:trPr/>
         <w:tc>
           <w:tcPr>
             <w:tcW w:type="dxa" w:w="2808"/>
@@ -927,9 +920,7 @@
         </w:tc>
       </w:tr>
       <w:tr>
-        <w:trPr>
-          <w:cantSplit/>
-        </w:trPr>
+        <w:trPr/>
         <w:tc>
           <w:tcPr>
             <w:tcW w:type="dxa" w:w="2880"/>
@@ -983,9 +974,7 @@
         </w:tc>
       </w:tr>
       <w:tr>
-        <w:trPr>
-          <w:cantSplit/>
-        </w:trPr>
+        <w:trPr/>
         <w:tc>
           <w:tcPr>
             <w:tcW w:type="dxa" w:w="2880"/>
@@ -1050,9 +1039,7 @@
         </w:tc>
       </w:tr>
       <w:tr>
-        <w:trPr>
-          <w:cantSplit/>
-        </w:trPr>
+        <w:trPr/>
         <w:tc>
           <w:tcPr>
             <w:tcW w:type="dxa" w:w="2880"/>
@@ -1106,9 +1093,7 @@
         </w:tc>
       </w:tr>
       <w:tr>
-        <w:trPr>
-          <w:cantSplit/>
-        </w:trPr>
+        <w:trPr/>
         <w:tc>
           <w:tcPr>
             <w:tcW w:type="dxa" w:w="2880"/>
@@ -1164,9 +1149,7 @@
         </w:tc>
       </w:tr>
       <w:tr>
-        <w:trPr>
-          <w:cantSplit/>
-        </w:trPr>
+        <w:trPr/>
         <w:tc>
           <w:tcPr>
             <w:tcW w:type="dxa" w:w="2880"/>
@@ -1220,9 +1203,7 @@
         </w:tc>
       </w:tr>
       <w:tr>
-        <w:trPr>
-          <w:cantSplit/>
-        </w:trPr>
+        <w:trPr/>
         <w:tc>
           <w:tcPr>
             <w:tcW w:type="dxa" w:w="2880"/>
@@ -1278,9 +1259,7 @@
         </w:tc>
       </w:tr>
       <w:tr>
-        <w:trPr>
-          <w:cantSplit/>
-        </w:trPr>
+        <w:trPr/>
         <w:tc>
           <w:tcPr>
             <w:tcW w:type="dxa" w:w="2880"/>
@@ -1334,9 +1313,7 @@
         </w:tc>
       </w:tr>
       <w:tr>
-        <w:trPr>
-          <w:cantSplit/>
-        </w:trPr>
+        <w:trPr/>
         <w:tc>
           <w:tcPr>
             <w:tcW w:type="dxa" w:w="2880"/>
@@ -1392,9 +1369,7 @@
         </w:tc>
       </w:tr>
       <w:tr>
-        <w:trPr>
-          <w:cantSplit/>
-        </w:trPr>
+        <w:trPr/>
         <w:tc>
           <w:tcPr>
             <w:tcW w:type="dxa" w:w="2880"/>
@@ -1448,9 +1423,7 @@
         </w:tc>
       </w:tr>
       <w:tr>
-        <w:trPr>
-          <w:cantSplit/>
-        </w:trPr>
+        <w:trPr/>
         <w:tc>
           <w:tcPr>
             <w:tcW w:type="dxa" w:w="2880"/>
@@ -1506,9 +1479,7 @@
         </w:tc>
       </w:tr>
       <w:tr>
-        <w:trPr>
-          <w:cantSplit/>
-        </w:trPr>
+        <w:trPr/>
         <w:tc>
           <w:tcPr>
             <w:tcW w:type="dxa" w:w="2880"/>
@@ -1670,9 +1641,7 @@
         </w:tc>
       </w:tr>
       <w:tr>
-        <w:trPr>
-          <w:cantSplit/>
-        </w:trPr>
+        <w:trPr/>
         <w:tc>
           <w:tcPr>
             <w:tcW w:type="dxa" w:w="2880"/>
@@ -1741,9 +1710,7 @@
         </w:tc>
       </w:tr>
       <w:tr>
-        <w:trPr>
-          <w:cantSplit/>
-        </w:trPr>
+        <w:trPr/>
         <w:tc>
           <w:tcPr>
             <w:tcW w:type="dxa" w:w="2880"/>
@@ -1810,9 +1777,7 @@
         </w:tc>
       </w:tr>
       <w:tr>
-        <w:trPr>
-          <w:cantSplit/>
-        </w:trPr>
+        <w:trPr/>
         <w:tc>
           <w:tcPr>
             <w:tcW w:type="dxa" w:w="2880"/>
@@ -1881,9 +1846,7 @@
         </w:tc>
       </w:tr>
       <w:tr>
-        <w:trPr>
-          <w:cantSplit/>
-        </w:trPr>
+        <w:trPr/>
         <w:tc>
           <w:tcPr>
             <w:tcW w:type="dxa" w:w="2880"/>
@@ -1954,9 +1917,7 @@
         </w:tc>
       </w:tr>
       <w:tr>
-        <w:trPr>
-          <w:cantSplit/>
-        </w:trPr>
+        <w:trPr/>
         <w:tc>
           <w:tcPr>
             <w:tcW w:type="dxa" w:w="2880"/>
@@ -2025,9 +1986,7 @@
         </w:tc>
       </w:tr>
       <w:tr>
-        <w:trPr>
-          <w:cantSplit/>
-        </w:trPr>
+        <w:trPr/>
         <w:tc>
           <w:tcPr>
             <w:tcW w:type="dxa" w:w="2880"/>
@@ -2098,9 +2057,7 @@
         </w:tc>
       </w:tr>
       <w:tr>
-        <w:trPr>
-          <w:cantSplit/>
-        </w:trPr>
+        <w:trPr/>
         <w:tc>
           <w:tcPr>
             <w:tcW w:type="dxa" w:w="2880"/>
@@ -2169,9 +2126,7 @@
         </w:tc>
       </w:tr>
       <w:tr>
-        <w:trPr>
-          <w:cantSplit/>
-        </w:trPr>
+        <w:trPr/>
         <w:tc>
           <w:tcPr>
             <w:tcW w:type="dxa" w:w="2880"/>
@@ -2242,9 +2197,7 @@
         </w:tc>
       </w:tr>
       <w:tr>
-        <w:trPr>
-          <w:cantSplit/>
-        </w:trPr>
+        <w:trPr/>
         <w:tc>
           <w:tcPr>
             <w:tcW w:type="dxa" w:w="2880"/>
@@ -2313,9 +2266,7 @@
         </w:tc>
       </w:tr>
       <w:tr>
-        <w:trPr>
-          <w:cantSplit/>
-        </w:trPr>
+        <w:trPr/>
         <w:tc>
           <w:tcPr>
             <w:tcW w:type="dxa" w:w="2880"/>
@@ -2386,9 +2337,7 @@
         </w:tc>
       </w:tr>
       <w:tr>
-        <w:trPr>
-          <w:cantSplit/>
-        </w:trPr>
+        <w:trPr/>
         <w:tc>
           <w:tcPr>
             <w:tcW w:type="dxa" w:w="2880"/>
@@ -2565,9 +2514,7 @@
         </w:tc>
       </w:tr>
       <w:tr>
-        <w:trPr>
-          <w:cantSplit/>
-        </w:trPr>
+        <w:trPr/>
         <w:tc>
           <w:tcPr>
             <w:tcW w:type="dxa" w:w="2808"/>
@@ -2628,9 +2575,7 @@
         </w:tc>
       </w:tr>
       <w:tr>
-        <w:trPr>
-          <w:cantSplit/>
-        </w:trPr>
+        <w:trPr/>
         <w:tc>
           <w:tcPr>
             <w:tcW w:type="dxa" w:w="2808"/>
@@ -2693,9 +2638,7 @@
         </w:tc>
       </w:tr>
       <w:tr>
-        <w:trPr>
-          <w:cantSplit/>
-        </w:trPr>
+        <w:trPr/>
         <w:tc>
           <w:tcPr>
             <w:tcW w:type="dxa" w:w="2808"/>
@@ -2756,9 +2699,7 @@
         </w:tc>
       </w:tr>
       <w:tr>
-        <w:trPr>
-          <w:cantSplit/>
-        </w:trPr>
+        <w:trPr/>
         <w:tc>
           <w:tcPr>
             <w:tcW w:type="dxa" w:w="2808"/>
@@ -2821,9 +2762,7 @@
         </w:tc>
       </w:tr>
       <w:tr>
-        <w:trPr>
-          <w:cantSplit/>
-        </w:trPr>
+        <w:trPr/>
         <w:tc>
           <w:tcPr>
             <w:tcW w:type="dxa" w:w="2808"/>
